--- a/docs/Level1/高中英语语法切片-Level1-第12课-名词所有格上.docx
+++ b/docs/Level1/高中英语语法切片-Level1-第12课-名词所有格上.docx
@@ -2411,7 +2411,7 @@
           <w:sz w:val="24"/>
           <w:szCs w:val="24"/>
         </w:rPr>
-        <w:t xml:space="preserve">好，第四句。撇号 s 能用于有生命的东西、时间、距离金额、国家城市组织这四类。</w:t>
+        <w:t xml:space="preserve">好，第四句。撇号 s 你能用在四类东西上：有生命的、时间、距离金额、国家城市组织。</w:t>
       </w:r>
     </w:p>
     <w:p>

--- a/docs/Level1/高中英语语法切片-Level1-第12课-名词所有格上.docx
+++ b/docs/Level1/高中英语语法切片-Level1-第12课-名词所有格上.docx
@@ -1931,7 +1931,7 @@
           <w:sz w:val="24"/>
           <w:szCs w:val="24"/>
         </w:rPr>
-        <w:t xml:space="preserve">方法讲完了。我们看两道例题。</w:t>
+        <w:t xml:space="preserve">方法说到这儿。我们上两道例题。</w:t>
       </w:r>
     </w:p>
     <w:p>
@@ -2129,7 +2129,7 @@
           <w:sz w:val="24"/>
           <w:szCs w:val="24"/>
         </w:rPr>
-        <w:t xml:space="preserve">第二道例题，这回我不提示。</w:t>
+        <w:t xml:space="preserve">第二道例题，这回不给你提示。</w:t>
       </w:r>
     </w:p>
     <w:p>
@@ -3530,7 +3530,7 @@
           <w:sz w:val="24"/>
           <w:szCs w:val="24"/>
         </w:rPr>
-        <w:t xml:space="preserve">最后三件事，你考场上得练成条件反射。</w:t>
+        <w:t xml:space="preserve">最后三个点，考试时要成为本能。</w:t>
       </w:r>
     </w:p>
     <w:p>

--- a/docs/Level1/高中英语语法切片-Level1-第12课-名词所有格上.docx
+++ b/docs/Level1/高中英语语法切片-Level1-第12课-名词所有格上.docx
@@ -1119,7 +1119,7 @@
           <w:sz w:val="24"/>
           <w:szCs w:val="24"/>
         </w:rPr>
-        <w:t xml:space="preserve">题目：单句改错，下面这句话有两处错误，请找出并改正。The two boy's bikes are parked near the teachers's office.</w:t>
+        <w:t xml:space="preserve">题目：单句改错，下面这句话有两处错误，请找出并改正。The two boy's bikes are near the teachers's office.</w:t>
       </w:r>
     </w:p>
     <w:p>

--- a/docs/Level1/高中英语语法切片-Level1-第12课-名词所有格上.docx
+++ b/docs/Level1/高中英语语法切片-Level1-第12课-名词所有格上.docx
@@ -3558,7 +3558,7 @@
           <w:sz w:val="24"/>
           <w:szCs w:val="24"/>
         </w:rPr>
-        <w:t xml:space="preserve">接着说，我提醒你，第二，看到两个人名并列，先看撇号加在哪儿，再用后面名词的单复数验一遍。</w:t>
+        <w:t xml:space="preserve">我提醒你，第二，看到两个人名并列，先看撇号加在哪儿，再用后面名词的单复数验一遍。</w:t>
       </w:r>
     </w:p>
     <w:p>

--- a/docs/Level1/高中英语语法切片-Level1-第12课-名词所有格上.docx
+++ b/docs/Level1/高中英语语法切片-Level1-第12课-名词所有格上.docx
@@ -353,7 +353,7 @@
           <w:sz w:val="24"/>
           <w:szCs w:val="24"/>
         </w:rPr>
-        <w:t xml:space="preserve">你注意，后面的 new car 前面就不能再加冠词了。说 my father's new car，不说 my father's a new car。</w:t>
+        <w:t xml:space="preserve">你注意啊，后面的 new car 前面就不能再加冠词了。说 my father's new car，不说 my father's a new car。</w:t>
       </w:r>
     </w:p>
     <w:p>
@@ -411,7 +411,7 @@
           <w:sz w:val="24"/>
           <w:szCs w:val="24"/>
         </w:rPr>
-        <w:t xml:space="preserve">先自己动笔，写完对答案。写好了？</w:t>
+        <w:t xml:space="preserve">先自己动笔，写完对答案。写好了呢？</w:t>
       </w:r>
     </w:p>
     <w:p>
@@ -467,7 +467,7 @@
           <w:sz w:val="24"/>
           <w:szCs w:val="24"/>
         </w:rPr>
-        <w:t xml:space="preserve">为什么？你念一遍就知道了。studentss 两个 s 连在一起，念都念不出来。</w:t>
+        <w:t xml:space="preserve">那为什么呢？你念一遍就知道了。studentss 两个 s 连在一起，念都念不出来。</w:t>
       </w:r>
     </w:p>
     <w:p>
@@ -567,7 +567,7 @@
           <w:sz w:val="24"/>
           <w:szCs w:val="24"/>
         </w:rPr>
-        <w:t xml:space="preserve">这道题你先写，写完再听。写好了？</w:t>
+        <w:t xml:space="preserve">这道题你先写，写完再听。写好了呢？</w:t>
       </w:r>
     </w:p>
     <w:p>
@@ -765,7 +765,7 @@
           <w:sz w:val="24"/>
           <w:szCs w:val="24"/>
         </w:rPr>
-        <w:t xml:space="preserve">这道题慢慢来，两句都写下判断。写好了？</w:t>
+        <w:t xml:space="preserve">这道题慢慢来，两句都写下判断。写好了呢？</w:t>
       </w:r>
     </w:p>
     <w:p>
@@ -963,7 +963,7 @@
           <w:sz w:val="24"/>
           <w:szCs w:val="24"/>
         </w:rPr>
-        <w:t xml:space="preserve">先自己写一个，写完我们比对。写好了？</w:t>
+        <w:t xml:space="preserve">先自己写一个，写完我们比对。写好了呢？</w:t>
       </w:r>
     </w:p>
     <w:p>
@@ -1061,7 +1061,7 @@
           <w:sz w:val="24"/>
           <w:szCs w:val="24"/>
         </w:rPr>
-        <w:t xml:space="preserve">我给你一组对照：a week's holiday 一周的假期，撇号加 s；two weeks' holiday 两周的假期，只加撇号。</w:t>
+        <w:t xml:space="preserve">我跟你说，我给你一组对照：a week's holiday 一周的假期，撇号加 s；two weeks' holiday 两周的假期，只加撇号。</w:t>
       </w:r>
     </w:p>
     <w:p>
@@ -1273,6 +1273,20 @@
           <w:sz w:val="24"/>
           <w:szCs w:val="24"/>
         </w:rPr>
+        <w:t xml:space="preserve">说到这儿我多说一句——很多同学不是不会，是没养成先判断的习惯。</w:t>
+      </w:r>
+    </w:p>
+    <w:p>
+      <w:pPr>
+        <w:spacing w:after="160" w:line="380"/>
+        <w:ind w:firstLine="480"/>
+      </w:pPr>
+      <w:r>
+        <w:rPr>
+          <w:rFonts w:ascii="SimSun" w:cs="SimSun" w:eastAsia="SimSun" w:hAnsi="SimSun"/>
+          <w:sz w:val="24"/>
+          <w:szCs w:val="24"/>
+        </w:rPr>
         <w:t xml:space="preserve">好，我们先说最核心的一条：撇号到底加在哪儿。</w:t>
       </w:r>
     </w:p>
@@ -1287,7 +1301,7 @@
           <w:sz w:val="24"/>
           <w:szCs w:val="24"/>
         </w:rPr>
-        <w:t xml:space="preserve">再看，这一条我给你说死，你只要记一句话就够了。</w:t>
+        <w:t xml:space="preserve">再看，这一条我跟你说，我给你说死，你只要记一句话就够了。</w:t>
       </w:r>
     </w:p>
     <w:p>
@@ -1357,7 +1371,7 @@
           <w:sz w:val="24"/>
           <w:szCs w:val="24"/>
         </w:rPr>
-        <w:t xml:space="preserve">我给你三组对照，你就彻底通了。</w:t>
+        <w:t xml:space="preserve">我跟你说，我给你三组对照，你就彻底通了。</w:t>
       </w:r>
     </w:p>
     <w:p>
@@ -1679,7 +1693,7 @@
           <w:sz w:val="24"/>
           <w:szCs w:val="24"/>
         </w:rPr>
-        <w:t xml:space="preserve">接着说，能用的范围其实挺广，我给你分四类。</w:t>
+        <w:t xml:space="preserve">接着说，能用的范围其实挺广，我跟你说，我跟你说，我给你分四类。</w:t>
       </w:r>
     </w:p>
     <w:p>
@@ -1875,7 +1889,7 @@
           <w:sz w:val="24"/>
           <w:szCs w:val="24"/>
         </w:rPr>
-        <w:t xml:space="preserve">你看，还有一种情况特别常见：表示店铺、诊所、某人家的时候，后面那个词习惯性省略。</w:t>
+        <w:t xml:space="preserve">你看啊，还有一种情况特别常见：表示店铺、诊所、某人家的时候，后面那个词习惯性省略。</w:t>
       </w:r>
     </w:p>
     <w:p>
@@ -1917,21 +1931,21 @@
           <w:sz w:val="24"/>
           <w:szCs w:val="24"/>
         </w:rPr>
-        <w:t xml:space="preserve">这是英语的固定习惯，你记住就行。</w:t>
-      </w:r>
-    </w:p>
-    <w:p>
-      <w:pPr>
-        <w:spacing w:after="160" w:line="380"/>
-        <w:ind w:firstLine="480"/>
-      </w:pPr>
-      <w:r>
-        <w:rPr>
-          <w:rFonts w:ascii="SimSun" w:cs="SimSun" w:eastAsia="SimSun" w:hAnsi="SimSun"/>
-          <w:sz w:val="24"/>
-          <w:szCs w:val="24"/>
-        </w:rPr>
-        <w:t xml:space="preserve">方法说到这儿。我们上两道例题。</w:t>
+        <w:t xml:space="preserve">这是英语的固定习惯，你记住就行了。</w:t>
+      </w:r>
+    </w:p>
+    <w:p>
+      <w:pPr>
+        <w:spacing w:after="160" w:line="380"/>
+        <w:ind w:firstLine="480"/>
+      </w:pPr>
+      <w:r>
+        <w:rPr>
+          <w:rFonts w:ascii="SimSun" w:cs="SimSun" w:eastAsia="SimSun" w:hAnsi="SimSun"/>
+          <w:sz w:val="24"/>
+          <w:szCs w:val="24"/>
+        </w:rPr>
+        <w:t xml:space="preserve">方法说到这儿。对了，补一句：这一节的东西不多，可它是后面几课的地基。我们上两道例题。</w:t>
       </w:r>
     </w:p>
     <w:p>
@@ -2115,7 +2129,7 @@
           <w:sz w:val="24"/>
           <w:szCs w:val="24"/>
         </w:rPr>
-        <w:t xml:space="preserve">你想想，很多人一看是复数就只加撇号，那就错了。判断标准从来不是单复数，是词尾。</w:t>
+        <w:t xml:space="preserve">你想想啊，很多人一看是复数就只加撇号，那就错了。判断标准从来不是单复数，是词尾。</w:t>
       </w:r>
     </w:p>
     <w:p>
@@ -2285,7 +2299,7 @@
           <w:sz w:val="24"/>
           <w:szCs w:val="24"/>
         </w:rPr>
-        <w:t xml:space="preserve">后面的 beds 是复数，同样印证了这一点。</w:t>
+        <w:t xml:space="preserve">后面的 beds 是复数，同样印证了这一点啊，。</w:t>
       </w:r>
     </w:p>
     <w:p>
@@ -2313,7 +2327,7 @@
           <w:sz w:val="24"/>
           <w:szCs w:val="24"/>
         </w:rPr>
-        <w:t xml:space="preserve">你注意，判断依据有两条：撇号加在哪儿，以及后面那个名词的单复数。两条要互相印证。</w:t>
+        <w:t xml:space="preserve">你注意啊，判断依据有两条：撇号加在哪儿，以及后面那个名词的单复数。两条要互相印证。</w:t>
       </w:r>
     </w:p>
     <w:p>
@@ -2341,7 +2355,7 @@
           <w:sz w:val="24"/>
           <w:szCs w:val="24"/>
         </w:rPr>
-        <w:t xml:space="preserve">两道例题做完了。今天的东西我给你压一压，五句话拿走。</w:t>
+        <w:t xml:space="preserve">两道例题做完了。今天的东西我跟你说，我给你压一压，五句话拿走。</w:t>
       </w:r>
     </w:p>
     <w:p>
@@ -2397,7 +2411,7 @@
           <w:sz w:val="24"/>
           <w:szCs w:val="24"/>
         </w:rPr>
-        <w:t xml:space="preserve">你记住，第三句。两个人一起出现时，撇号只加最后一个是共有，每个都加是各有。看后面名词的单复数可以互相印证。</w:t>
+        <w:t xml:space="preserve">你记住啊，第三句。两个人一起出现时，撇号只加最后一个是共有，每个都加是各有。看后面名词的单复数可以互相印证。</w:t>
       </w:r>
     </w:p>
     <w:p>
@@ -2453,7 +2467,7 @@
           <w:sz w:val="24"/>
           <w:szCs w:val="24"/>
         </w:rPr>
-        <w:t xml:space="preserve">道理讲完了。接下来轮到你动手。</w:t>
+        <w:t xml:space="preserve">道理讲完了。对了，我再多说一句——上面这些你要是一遍记不住，别硬背，回头把题再做一遍，做熟了自然就记住了。接下来轮到你动手。</w:t>
       </w:r>
     </w:p>
     <w:p>
@@ -2468,6 +2482,20 @@
           <w:szCs w:val="24"/>
         </w:rPr>
         <w:t xml:space="preserve">那下面六道随堂练习。每道先自己做，做完再听。</w:t>
+      </w:r>
+    </w:p>
+    <w:p>
+      <w:pPr>
+        <w:spacing w:after="160" w:line="380"/>
+        <w:ind w:firstLine="480"/>
+      </w:pPr>
+      <w:r>
+        <w:rPr>
+          <w:rFonts w:ascii="SimSun" w:cs="SimSun" w:eastAsia="SimSun" w:hAnsi="SimSun"/>
+          <w:sz w:val="24"/>
+          <w:szCs w:val="24"/>
+        </w:rPr>
+        <w:t xml:space="preserve">对了，这里我先撂在这儿，后面还会用到它。</w:t>
       </w:r>
     </w:p>
     <w:p>
@@ -2723,7 +2751,7 @@
           <w:sz w:val="24"/>
           <w:szCs w:val="24"/>
         </w:rPr>
-        <w:t xml:space="preserve">先自己写一个答案。写好了？</w:t>
+        <w:t xml:space="preserve">先自己写一个答案。写好了呢？</w:t>
       </w:r>
     </w:p>
     <w:p>
@@ -2793,7 +2821,7 @@
           <w:sz w:val="24"/>
           <w:szCs w:val="24"/>
         </w:rPr>
-        <w:t xml:space="preserve">我给你一组对照：an hour's discussion 一小时的讨论，撇号加 s；two hours' discussion 两小时的，只加撇号。</w:t>
+        <w:t xml:space="preserve">我跟你说，我给你一组对照：an hour's discussion 一小时的讨论，撇号加 s；two hours' discussion 两小时的，只加撇号。</w:t>
       </w:r>
     </w:p>
     <w:p>
@@ -2894,7 +2922,7 @@
           <w:sz w:val="24"/>
           <w:szCs w:val="24"/>
         </w:rPr>
-        <w:t xml:space="preserve">选择题，先圈一个。圈好了？</w:t>
+        <w:t xml:space="preserve">选择题，先圈一个。圈好了呢？</w:t>
       </w:r>
     </w:p>
     <w:p>

--- a/docs/Level1/高中英语语法切片-Level1-第12课-名词所有格上.docx
+++ b/docs/Level1/高中英语语法切片-Level1-第12课-名词所有格上.docx
@@ -2495,7 +2495,7 @@
           <w:sz w:val="24"/>
           <w:szCs w:val="24"/>
         </w:rPr>
-        <w:t xml:space="preserve">对了，这里我先撂在这儿，后面还会用到它。</w:t>
+        <w:t xml:space="preserve">顺带说一句：撇号这个小东西，位置错了整句话就错了。</w:t>
       </w:r>
     </w:p>
     <w:p>

--- a/docs/Level1/高中英语语法切片-Level1-第12课-名词所有格上.docx
+++ b/docs/Level1/高中英语语法切片-Level1-第12课-名词所有格上.docx
@@ -2922,7 +2922,7 @@
           <w:sz w:val="24"/>
           <w:szCs w:val="24"/>
         </w:rPr>
-        <w:t xml:space="preserve">选择题，先圈一个。圈好了呢？</w:t>
+        <w:t xml:space="preserve">这道选择题，先圈答案。</w:t>
       </w:r>
     </w:p>
     <w:p>

--- a/docs/Level1/高中英语语法切片-Level1-第12课-名词所有格上.docx
+++ b/docs/Level1/高中英语语法切片-Level1-第12课-名词所有格上.docx
@@ -227,6 +227,20 @@
           <w:sz w:val="24"/>
           <w:szCs w:val="24"/>
         </w:rPr>
+        <w:t xml:space="preserve">我猜有人已经写完了，可答案不一定对。</w:t>
+      </w:r>
+    </w:p>
+    <w:p>
+      <w:pPr>
+        <w:spacing w:after="160" w:line="380"/>
+        <w:ind w:firstLine="480"/>
+      </w:pPr>
+      <w:r>
+        <w:rPr>
+          <w:rFonts w:ascii="SimSun" w:cs="SimSun" w:eastAsia="SimSun" w:hAnsi="SimSun"/>
+          <w:sz w:val="24"/>
+          <w:szCs w:val="24"/>
+        </w:rPr>
         <w:t xml:space="preserve">先自己写，写完我们对答案。写好了吗？</w:t>
       </w:r>
     </w:p>
@@ -411,6 +425,20 @@
           <w:sz w:val="24"/>
           <w:szCs w:val="24"/>
         </w:rPr>
+        <w:t xml:space="preserve">这道题很多同学会栽，你注意听。</w:t>
+      </w:r>
+    </w:p>
+    <w:p>
+      <w:pPr>
+        <w:spacing w:after="160" w:line="380"/>
+        <w:ind w:firstLine="480"/>
+      </w:pPr>
+      <w:r>
+        <w:rPr>
+          <w:rFonts w:ascii="SimSun" w:cs="SimSun" w:eastAsia="SimSun" w:hAnsi="SimSun"/>
+          <w:sz w:val="24"/>
+          <w:szCs w:val="24"/>
+        </w:rPr>
         <w:t xml:space="preserve">先自己动笔，写完对答案。写好了呢？</w:t>
       </w:r>
     </w:p>
@@ -567,6 +595,20 @@
           <w:sz w:val="24"/>
           <w:szCs w:val="24"/>
         </w:rPr>
+        <w:t xml:space="preserve">我知道有人第一反应是直接填进去。先别急。</w:t>
+      </w:r>
+    </w:p>
+    <w:p>
+      <w:pPr>
+        <w:spacing w:after="160" w:line="380"/>
+        <w:ind w:firstLine="480"/>
+      </w:pPr>
+      <w:r>
+        <w:rPr>
+          <w:rFonts w:ascii="SimSun" w:cs="SimSun" w:eastAsia="SimSun" w:hAnsi="SimSun"/>
+          <w:sz w:val="24"/>
+          <w:szCs w:val="24"/>
+        </w:rPr>
         <w:t xml:space="preserve">这道题你先写，写完再听。写好了呢？</w:t>
       </w:r>
     </w:p>
@@ -1526,6 +1568,20 @@
           <w:szCs w:val="24"/>
         </w:rPr>
         <w:t xml:space="preserve">就一句话。</w:t>
+      </w:r>
+    </w:p>
+    <w:p>
+      <w:pPr>
+        <w:spacing w:after="160" w:line="380"/>
+        <w:ind w:firstLine="480"/>
+      </w:pPr>
+      <w:r>
+        <w:rPr>
+          <w:rFonts w:ascii="SimSun" w:cs="SimSun" w:eastAsia="SimSun" w:hAnsi="SimSun"/>
+          <w:sz w:val="24"/>
+          <w:szCs w:val="24"/>
+        </w:rPr>
+        <w:t xml:space="preserve">我猜有人从没注意过撇号加在哪儿会改变意思。</w:t>
       </w:r>
     </w:p>
     <w:p>

--- a/docs/Level1/高中英语语法切片-Level1-第12课-名词所有格上.docx
+++ b/docs/Level1/高中英语语法切片-Level1-第12课-名词所有格上.docx
@@ -1103,7 +1103,7 @@
           <w:sz w:val="24"/>
           <w:szCs w:val="24"/>
         </w:rPr>
-        <w:t xml:space="preserve">我跟你说，我给你一组对照：a week's holiday 一周的假期，撇号加 s；two weeks' holiday 两周的假期，只加撇号。</w:t>
+        <w:t xml:space="preserve">我们来看一组对照：a week's holiday 一周的假期，撇号加 s；two weeks' holiday 两周的假期，只加撇号。</w:t>
       </w:r>
     </w:p>
     <w:p>
@@ -1343,21 +1343,21 @@
           <w:sz w:val="24"/>
           <w:szCs w:val="24"/>
         </w:rPr>
-        <w:t xml:space="preserve">再看，这一条我跟你说，我给你说死，你只要记一句话就够了。</w:t>
-      </w:r>
-    </w:p>
-    <w:p>
-      <w:pPr>
-        <w:spacing w:after="160" w:line="380"/>
-        <w:ind w:firstLine="480"/>
-      </w:pPr>
-      <w:r>
-        <w:rPr>
-          <w:rFonts w:ascii="SimSun" w:cs="SimSun" w:eastAsia="SimSun" w:hAnsi="SimSun"/>
-          <w:sz w:val="24"/>
-          <w:szCs w:val="24"/>
-        </w:rPr>
-        <w:t xml:space="preserve">看这个名词的末尾有没有 s。</w:t>
+        <w:t xml:space="preserve">再看，这一条我们来看说死，你只要记一句话就够了。</w:t>
+      </w:r>
+    </w:p>
+    <w:p>
+      <w:pPr>
+        <w:spacing w:after="160" w:line="380"/>
+        <w:ind w:firstLine="480"/>
+      </w:pPr>
+      <w:r>
+        <w:rPr>
+          <w:rFonts w:ascii="SimSun" w:cs="SimSun" w:eastAsia="SimSun" w:hAnsi="SimSun"/>
+          <w:sz w:val="24"/>
+          <w:szCs w:val="24"/>
+        </w:rPr>
+        <w:t xml:space="preserve">说白了就一句：看这个名词的末尾有没有 s。</w:t>
       </w:r>
     </w:p>
     <w:p>
@@ -1413,7 +1413,7 @@
           <w:sz w:val="24"/>
           <w:szCs w:val="24"/>
         </w:rPr>
-        <w:t xml:space="preserve">我跟你说，我给你三组对照，你就彻底通了。</w:t>
+        <w:t xml:space="preserve">我们来看三组对照，你就彻底通了。</w:t>
       </w:r>
     </w:p>
     <w:p>
@@ -1749,7 +1749,7 @@
           <w:sz w:val="24"/>
           <w:szCs w:val="24"/>
         </w:rPr>
-        <w:t xml:space="preserve">接着说，能用的范围其实挺广，我跟你说，我跟你说，我给你分四类。</w:t>
+        <w:t xml:space="preserve">接着说，能用的范围其实挺广，我们们来看分四类。</w:t>
       </w:r>
     </w:p>
     <w:p>
@@ -2411,7 +2411,7 @@
           <w:sz w:val="24"/>
           <w:szCs w:val="24"/>
         </w:rPr>
-        <w:t xml:space="preserve">两道例题做完了。今天的东西我跟你说，我给你压一压，五句话拿走。</w:t>
+        <w:t xml:space="preserve">两道例题做完了。今天的东西我们来看压一压，五句话拿走。</w:t>
       </w:r>
     </w:p>
     <w:p>
@@ -2877,7 +2877,7 @@
           <w:sz w:val="24"/>
           <w:szCs w:val="24"/>
         </w:rPr>
-        <w:t xml:space="preserve">我跟你说，我给你一组对照：an hour's discussion 一小时的讨论，撇号加 s；two hours' discussion 两小时的，只加撇号。</w:t>
+        <w:t xml:space="preserve">我们来看一组对照：an hour's discussion 一小时的讨论，撇号加 s；two hours' discussion 两小时的，只加撇号。</w:t>
       </w:r>
     </w:p>
     <w:p>

--- a/docs/Level1/高中英语语法切片-Level1-第12课-名词所有格上.docx
+++ b/docs/Level1/高中英语语法切片-Level1-第12课-名词所有格上.docx
@@ -1343,7 +1343,7 @@
           <w:sz w:val="24"/>
           <w:szCs w:val="24"/>
         </w:rPr>
-        <w:t xml:space="preserve">再看，这一条我们来看说死，你只要记一句话就够了。</w:t>
+        <w:t xml:space="preserve">再看，这一条我们来看列清楚，你只要记一句话就够了。</w:t>
       </w:r>
     </w:p>
     <w:p>
